--- a/reports/отчет по практике.docx
+++ b/reports/отчет по практике.docx
@@ -629,6 +629,7 @@
     <w:p>
       <w:pPr>
         <w:spacing w:after="100"/>
+        <w:ind w:firstLine="709"/>
         <w:jc w:val="both"/>
         <w:rPr>
           <w:rFonts w:ascii="Times New Roman" w:hAnsi="Times New Roman" w:cs="Times New Roman"/>
@@ -686,7 +687,7 @@
     </w:p>
     <w:p>
       <w:pPr>
-        <w:ind w:firstLine="708"/>
+        <w:ind w:firstLine="709"/>
         <w:jc w:val="both"/>
         <w:rPr>
           <w:rFonts w:ascii="Times New Roman" w:hAnsi="Times New Roman" w:cs="Times New Roman"/>
@@ -995,6 +996,7 @@
     <w:p>
       <w:pPr>
         <w:pStyle w:val="ad"/>
+        <w:ind w:firstLine="709"/>
         <w:jc w:val="both"/>
         <w:rPr>
           <w:sz w:val="28"/>
@@ -1021,6 +1023,7 @@
     <w:p>
       <w:pPr>
         <w:pStyle w:val="ad"/>
+        <w:ind w:firstLine="709"/>
         <w:jc w:val="both"/>
         <w:rPr>
           <w:sz w:val="28"/>
@@ -1641,6 +1644,7 @@
         <w:jc w:val="both"/>
         <w:rPr>
           <w:rFonts w:ascii="Times New Roman" w:hAnsi="Times New Roman" w:cs="Times New Roman"/>
+          <w:b/>
           <w:sz w:val="28"/>
           <w:szCs w:val="28"/>
         </w:rPr>
@@ -1652,95 +1656,117 @@
           <w:sz w:val="28"/>
           <w:szCs w:val="28"/>
         </w:rPr>
-        <w:t>Вариативная часть:</w:t>
+        <w:t>Вариативная</w:t>
       </w:r>
       <w:r>
         <w:rPr>
           <w:rFonts w:ascii="Times New Roman" w:hAnsi="Times New Roman" w:cs="Times New Roman"/>
-          <w:sz w:val="28"/>
-          <w:szCs w:val="28"/>
-        </w:rPr>
-        <w:br/>
+          <w:b/>
+          <w:sz w:val="28"/>
+          <w:szCs w:val="28"/>
+        </w:rPr>
+        <w:t xml:space="preserve"> </w:t>
       </w:r>
       <w:r>
         <w:rPr>
           <w:rFonts w:ascii="Times New Roman" w:hAnsi="Times New Roman" w:cs="Times New Roman"/>
-          <w:sz w:val="28"/>
-          <w:szCs w:val="28"/>
-        </w:rPr>
-        <w:t xml:space="preserve">Разработка функционального </w:t>
-      </w:r>
-      <w:proofErr w:type="spellStart"/>
-      <w:r>
-        <w:rPr>
-          <w:rFonts w:ascii="Times New Roman" w:hAnsi="Times New Roman" w:cs="Times New Roman"/>
-          <w:sz w:val="28"/>
-          <w:szCs w:val="28"/>
-        </w:rPr>
-        <w:t>Telegram</w:t>
-      </w:r>
-      <w:proofErr w:type="spellEnd"/>
-      <w:r>
-        <w:rPr>
-          <w:rFonts w:ascii="Times New Roman" w:hAnsi="Times New Roman" w:cs="Times New Roman"/>
-          <w:sz w:val="28"/>
-          <w:szCs w:val="28"/>
-        </w:rPr>
-        <w:t xml:space="preserve">-бота на языке Python, который реализует компактную </w:t>
-      </w:r>
-      <w:proofErr w:type="spellStart"/>
-      <w:r>
-        <w:rPr>
-          <w:rFonts w:ascii="Times New Roman" w:hAnsi="Times New Roman" w:cs="Times New Roman"/>
-          <w:sz w:val="28"/>
-          <w:szCs w:val="28"/>
-        </w:rPr>
-        <w:t>текстово</w:t>
-      </w:r>
-      <w:proofErr w:type="spellEnd"/>
-      <w:r>
-        <w:rPr>
-          <w:rFonts w:ascii="Times New Roman" w:hAnsi="Times New Roman" w:cs="Times New Roman"/>
-          <w:sz w:val="28"/>
-          <w:szCs w:val="28"/>
-        </w:rPr>
-        <w:t>-интерактивную версию «</w:t>
-      </w:r>
-      <w:r>
-        <w:rPr>
-          <w:rFonts w:ascii="Times New Roman" w:hAnsi="Times New Roman" w:cs="Times New Roman"/>
-          <w:sz w:val="28"/>
-          <w:szCs w:val="28"/>
-        </w:rPr>
-        <w:t>С</w:t>
-      </w:r>
-      <w:r>
-        <w:rPr>
-          <w:rFonts w:ascii="Times New Roman" w:hAnsi="Times New Roman" w:cs="Times New Roman"/>
-          <w:sz w:val="28"/>
-          <w:szCs w:val="28"/>
-        </w:rPr>
-        <w:t xml:space="preserve">имулятора </w:t>
-      </w:r>
-      <w:r>
-        <w:rPr>
-          <w:rFonts w:ascii="Times New Roman" w:hAnsi="Times New Roman" w:cs="Times New Roman"/>
-          <w:sz w:val="28"/>
-          <w:szCs w:val="28"/>
-        </w:rPr>
-        <w:t>р</w:t>
-      </w:r>
-      <w:r>
-        <w:rPr>
-          <w:rFonts w:ascii="Times New Roman" w:hAnsi="Times New Roman" w:cs="Times New Roman"/>
-          <w:sz w:val="28"/>
-          <w:szCs w:val="28"/>
-        </w:rPr>
-        <w:t>аздача листовок», позволяющую пользователям в формате мессенджера управлять игровыми ресурсами, проходить ситуативные сценарии и отслеживать статистику.</w:t>
+          <w:b/>
+          <w:sz w:val="28"/>
+          <w:szCs w:val="28"/>
+        </w:rPr>
+        <w:t>часть:</w:t>
       </w:r>
     </w:p>
     <w:p>
       <w:pPr>
+        <w:spacing w:after="80" w:line="240" w:lineRule="auto"/>
+        <w:ind w:firstLine="709"/>
+        <w:jc w:val="both"/>
+        <w:rPr>
+          <w:rFonts w:ascii="Times New Roman" w:hAnsi="Times New Roman" w:cs="Times New Roman"/>
+          <w:sz w:val="28"/>
+          <w:szCs w:val="28"/>
+        </w:rPr>
+      </w:pPr>
+      <w:r>
+        <w:rPr>
+          <w:rFonts w:ascii="Times New Roman" w:hAnsi="Times New Roman" w:cs="Times New Roman"/>
+          <w:sz w:val="28"/>
+          <w:szCs w:val="28"/>
+        </w:rPr>
+        <w:t xml:space="preserve">Разработка функционального </w:t>
+      </w:r>
+      <w:proofErr w:type="spellStart"/>
+      <w:r>
+        <w:rPr>
+          <w:rFonts w:ascii="Times New Roman" w:hAnsi="Times New Roman" w:cs="Times New Roman"/>
+          <w:sz w:val="28"/>
+          <w:szCs w:val="28"/>
+        </w:rPr>
+        <w:t>Telegram</w:t>
+      </w:r>
+      <w:proofErr w:type="spellEnd"/>
+      <w:r>
+        <w:rPr>
+          <w:rFonts w:ascii="Times New Roman" w:hAnsi="Times New Roman" w:cs="Times New Roman"/>
+          <w:sz w:val="28"/>
+          <w:szCs w:val="28"/>
+        </w:rPr>
+        <w:t xml:space="preserve">-бота на языке Python, который реализует компактную </w:t>
+      </w:r>
+      <w:proofErr w:type="spellStart"/>
+      <w:r>
+        <w:rPr>
+          <w:rFonts w:ascii="Times New Roman" w:hAnsi="Times New Roman" w:cs="Times New Roman"/>
+          <w:sz w:val="28"/>
+          <w:szCs w:val="28"/>
+        </w:rPr>
+        <w:t>текстово</w:t>
+      </w:r>
+      <w:proofErr w:type="spellEnd"/>
+      <w:r>
+        <w:rPr>
+          <w:rFonts w:ascii="Times New Roman" w:hAnsi="Times New Roman" w:cs="Times New Roman"/>
+          <w:sz w:val="28"/>
+          <w:szCs w:val="28"/>
+        </w:rPr>
+        <w:t>-интерактивную версию «</w:t>
+      </w:r>
+      <w:r>
+        <w:rPr>
+          <w:rFonts w:ascii="Times New Roman" w:hAnsi="Times New Roman" w:cs="Times New Roman"/>
+          <w:sz w:val="28"/>
+          <w:szCs w:val="28"/>
+        </w:rPr>
+        <w:t>С</w:t>
+      </w:r>
+      <w:r>
+        <w:rPr>
+          <w:rFonts w:ascii="Times New Roman" w:hAnsi="Times New Roman" w:cs="Times New Roman"/>
+          <w:sz w:val="28"/>
+          <w:szCs w:val="28"/>
+        </w:rPr>
+        <w:t xml:space="preserve">имулятора </w:t>
+      </w:r>
+      <w:r>
+        <w:rPr>
+          <w:rFonts w:ascii="Times New Roman" w:hAnsi="Times New Roman" w:cs="Times New Roman"/>
+          <w:sz w:val="28"/>
+          <w:szCs w:val="28"/>
+        </w:rPr>
+        <w:t>р</w:t>
+      </w:r>
+      <w:r>
+        <w:rPr>
+          <w:rFonts w:ascii="Times New Roman" w:hAnsi="Times New Roman" w:cs="Times New Roman"/>
+          <w:sz w:val="28"/>
+          <w:szCs w:val="28"/>
+        </w:rPr>
+        <w:t>аздача листовок», позволяющую пользователям в формате мессенджера управлять игровыми ресурсами, проходить ситуативные сценарии и отслеживать статистику.</w:t>
+      </w:r>
+    </w:p>
+    <w:p>
+      <w:pPr>
         <w:pStyle w:val="4"/>
         <w:jc w:val="both"/>
         <w:rPr>
@@ -1761,6 +1787,7 @@
     <w:p>
       <w:pPr>
         <w:pStyle w:val="ad"/>
+        <w:ind w:firstLine="709"/>
         <w:jc w:val="both"/>
         <w:rPr>
           <w:sz w:val="28"/>
@@ -19742,6 +19769,7 @@
     <w:p>
       <w:pPr>
         <w:pStyle w:val="ad"/>
+        <w:ind w:firstLine="709"/>
         <w:jc w:val="both"/>
         <w:rPr>
           <w:sz w:val="28"/>
@@ -19759,6 +19787,7 @@
     <w:p>
       <w:pPr>
         <w:pStyle w:val="ad"/>
+        <w:ind w:firstLine="709"/>
         <w:jc w:val="both"/>
         <w:rPr>
           <w:sz w:val="28"/>
@@ -19824,6 +19853,7 @@
     <w:p>
       <w:pPr>
         <w:pStyle w:val="ad"/>
+        <w:ind w:firstLine="709"/>
         <w:jc w:val="both"/>
       </w:pPr>
       <w:r>
@@ -20044,7 +20074,25 @@
           <w:sz w:val="28"/>
           <w:szCs w:val="28"/>
         </w:rPr>
-        <w:t xml:space="preserve"> С</w:t>
+        <w:t xml:space="preserve"> </w:t>
+      </w:r>
+    </w:p>
+    <w:p>
+      <w:pPr>
+        <w:pStyle w:val="ad"/>
+        <w:ind w:firstLine="709"/>
+        <w:jc w:val="both"/>
+        <w:rPr>
+          <w:sz w:val="28"/>
+          <w:szCs w:val="28"/>
+        </w:rPr>
+      </w:pPr>
+      <w:r>
+        <w:rPr>
+          <w:sz w:val="28"/>
+          <w:szCs w:val="28"/>
+        </w:rPr>
+        <w:t>С</w:t>
       </w:r>
       <w:r>
         <w:rPr>
@@ -20386,26 +20434,6 @@
         </w:rPr>
         <w:t>@Steamleaf_simulator_bot</w:t>
       </w:r>
-    </w:p>
-    <w:p>
-      <w:pPr>
-        <w:keepNext/>
-        <w:keepLines/>
-        <w:pBdr>
-          <w:top w:val="nil"/>
-          <w:left w:val="nil"/>
-          <w:bottom w:val="nil"/>
-          <w:right w:val="nil"/>
-          <w:between w:val="nil"/>
-        </w:pBdr>
-        <w:spacing w:after="0" w:line="360" w:lineRule="auto"/>
-        <w:rPr>
-          <w:rFonts w:ascii="Times New Roman" w:eastAsia="Times New Roman" w:hAnsi="Times New Roman" w:cs="Times New Roman"/>
-          <w:color w:val="000000"/>
-          <w:sz w:val="28"/>
-          <w:szCs w:val="28"/>
-        </w:rPr>
-      </w:pPr>
     </w:p>
     <w:sectPr>
       <w:footerReference w:type="default" r:id="rId30"/>

--- a/reports/отчет по практике.docx
+++ b/reports/отчет по практике.docx
@@ -761,7 +761,23 @@
           <w:sz w:val="28"/>
           <w:szCs w:val="28"/>
         </w:rPr>
-        <w:t xml:space="preserve">Проект направлен на решение проблемы отсутствия реалистичных и одновременно сатирических игровых моделей, описывающих низкоквалифицированный труд. </w:t>
+        <w:t>Проект направлен на р</w:t>
+      </w:r>
+      <w:r>
+        <w:rPr>
+          <w:rFonts w:ascii="Times New Roman" w:hAnsi="Times New Roman" w:cs="Times New Roman"/>
+          <w:sz w:val="28"/>
+          <w:szCs w:val="28"/>
+        </w:rPr>
+        <w:t>е</w:t>
+      </w:r>
+      <w:r>
+        <w:rPr>
+          <w:rFonts w:ascii="Times New Roman" w:hAnsi="Times New Roman" w:cs="Times New Roman"/>
+          <w:sz w:val="28"/>
+          <w:szCs w:val="28"/>
+        </w:rPr>
+        <w:t xml:space="preserve">шение проблемы отсутствия реалистичных и одновременно сатирических игровых моделей, описывающих низкоквалифицированный труд. </w:t>
       </w:r>
     </w:p>
     <w:p>
@@ -1463,16 +1479,15 @@
           <w:sz w:val="28"/>
           <w:szCs w:val="28"/>
         </w:rPr>
-        <w:t>Сайт должен включать: Главную</w:t>
-      </w:r>
-      <w:proofErr w:type="gramStart"/>
+        <w:t>Сайт должен включать: Главную,</w:t>
+      </w:r>
       <w:r>
         <w:rPr>
           <w:rFonts w:ascii="Times New Roman" w:hAnsi="Times New Roman" w:cs="Times New Roman"/>
           <w:sz w:val="28"/>
           <w:szCs w:val="28"/>
         </w:rPr>
-        <w:t>,</w:t>
+        <w:t xml:space="preserve"> </w:t>
       </w:r>
       <w:r>
         <w:rPr>
@@ -1480,17 +1495,8 @@
           <w:sz w:val="28"/>
           <w:szCs w:val="28"/>
         </w:rPr>
-        <w:t xml:space="preserve"> </w:t>
-      </w:r>
-      <w:r>
-        <w:rPr>
-          <w:rFonts w:ascii="Times New Roman" w:hAnsi="Times New Roman" w:cs="Times New Roman"/>
-          <w:sz w:val="28"/>
-          <w:szCs w:val="28"/>
-        </w:rPr>
         <w:t>О</w:t>
       </w:r>
-      <w:proofErr w:type="gramEnd"/>
       <w:r>
         <w:rPr>
           <w:rFonts w:ascii="Times New Roman" w:hAnsi="Times New Roman" w:cs="Times New Roman"/>
@@ -2086,35 +2092,310 @@
           <w:szCs w:val="28"/>
         </w:rPr>
       </w:pPr>
+      <w:r>
+        <w:rPr>
+          <w:rFonts w:ascii="Times New Roman" w:hAnsi="Times New Roman" w:cs="Times New Roman"/>
+          <w:sz w:val="28"/>
+          <w:szCs w:val="28"/>
+          <w:lang w:val="en-US"/>
+        </w:rPr>
+        <w:t>Git</w:t>
+      </w:r>
+      <w:r>
+        <w:rPr>
+          <w:rFonts w:ascii="Times New Roman" w:hAnsi="Times New Roman" w:cs="Times New Roman"/>
+          <w:sz w:val="28"/>
+          <w:szCs w:val="28"/>
+        </w:rPr>
+        <w:t>-</w:t>
+      </w:r>
+      <w:r>
+        <w:rPr>
+          <w:rFonts w:ascii="Times New Roman" w:hAnsi="Times New Roman" w:cs="Times New Roman"/>
+          <w:sz w:val="28"/>
+          <w:szCs w:val="28"/>
+        </w:rPr>
+        <w:t>репозиторий</w:t>
+      </w:r>
+      <w:r>
+        <w:rPr>
+          <w:rFonts w:ascii="Times New Roman" w:hAnsi="Times New Roman" w:cs="Times New Roman"/>
+          <w:sz w:val="28"/>
+          <w:szCs w:val="28"/>
+        </w:rPr>
+        <w:t xml:space="preserve">: </w:t>
+      </w:r>
+      <w:r>
+        <w:rPr>
+          <w:rFonts w:ascii="Times New Roman" w:hAnsi="Times New Roman" w:cs="Times New Roman"/>
+          <w:sz w:val="28"/>
+          <w:szCs w:val="28"/>
+          <w:lang w:val="en-US"/>
+        </w:rPr>
+        <w:fldChar w:fldCharType="begin"/>
+      </w:r>
+      <w:r>
+        <w:rPr>
+          <w:rFonts w:ascii="Times New Roman" w:hAnsi="Times New Roman" w:cs="Times New Roman"/>
+          <w:sz w:val="28"/>
+          <w:szCs w:val="28"/>
+        </w:rPr>
+        <w:instrText xml:space="preserve"> </w:instrText>
+      </w:r>
+      <w:r>
+        <w:rPr>
+          <w:rFonts w:ascii="Times New Roman" w:hAnsi="Times New Roman" w:cs="Times New Roman"/>
+          <w:sz w:val="28"/>
+          <w:szCs w:val="28"/>
+          <w:lang w:val="en-US"/>
+        </w:rPr>
+        <w:instrText>HYPERLINK</w:instrText>
+      </w:r>
+      <w:r>
+        <w:rPr>
+          <w:rFonts w:ascii="Times New Roman" w:hAnsi="Times New Roman" w:cs="Times New Roman"/>
+          <w:sz w:val="28"/>
+          <w:szCs w:val="28"/>
+        </w:rPr>
+        <w:instrText xml:space="preserve"> "</w:instrText>
+      </w:r>
+      <w:r>
+        <w:rPr>
+          <w:rFonts w:ascii="Times New Roman" w:hAnsi="Times New Roman" w:cs="Times New Roman"/>
+          <w:sz w:val="28"/>
+          <w:szCs w:val="28"/>
+          <w:lang w:val="en-US"/>
+        </w:rPr>
+        <w:instrText>https</w:instrText>
+      </w:r>
+      <w:r>
+        <w:rPr>
+          <w:rFonts w:ascii="Times New Roman" w:hAnsi="Times New Roman" w:cs="Times New Roman"/>
+          <w:sz w:val="28"/>
+          <w:szCs w:val="28"/>
+        </w:rPr>
+        <w:instrText>://</w:instrText>
+      </w:r>
+      <w:r>
+        <w:rPr>
+          <w:rFonts w:ascii="Times New Roman" w:hAnsi="Times New Roman" w:cs="Times New Roman"/>
+          <w:sz w:val="28"/>
+          <w:szCs w:val="28"/>
+          <w:lang w:val="en-US"/>
+        </w:rPr>
+        <w:instrText>github</w:instrText>
+      </w:r>
+      <w:r>
+        <w:rPr>
+          <w:rFonts w:ascii="Times New Roman" w:hAnsi="Times New Roman" w:cs="Times New Roman"/>
+          <w:sz w:val="28"/>
+          <w:szCs w:val="28"/>
+        </w:rPr>
+        <w:instrText>.</w:instrText>
+      </w:r>
+      <w:r>
+        <w:rPr>
+          <w:rFonts w:ascii="Times New Roman" w:hAnsi="Times New Roman" w:cs="Times New Roman"/>
+          <w:sz w:val="28"/>
+          <w:szCs w:val="28"/>
+          <w:lang w:val="en-US"/>
+        </w:rPr>
+        <w:instrText>com</w:instrText>
+      </w:r>
+      <w:r>
+        <w:rPr>
+          <w:rFonts w:ascii="Times New Roman" w:hAnsi="Times New Roman" w:cs="Times New Roman"/>
+          <w:sz w:val="28"/>
+          <w:szCs w:val="28"/>
+        </w:rPr>
+        <w:instrText>/</w:instrText>
+      </w:r>
+      <w:r>
+        <w:rPr>
+          <w:rFonts w:ascii="Times New Roman" w:hAnsi="Times New Roman" w:cs="Times New Roman"/>
+          <w:sz w:val="28"/>
+          <w:szCs w:val="28"/>
+          <w:lang w:val="en-US"/>
+        </w:rPr>
+        <w:instrText>Beatris</w:instrText>
+      </w:r>
+      <w:r>
+        <w:rPr>
+          <w:rFonts w:ascii="Times New Roman" w:hAnsi="Times New Roman" w:cs="Times New Roman"/>
+          <w:sz w:val="28"/>
+          <w:szCs w:val="28"/>
+        </w:rPr>
+        <w:instrText>220/</w:instrText>
+      </w:r>
+      <w:r>
+        <w:rPr>
+          <w:rFonts w:ascii="Times New Roman" w:hAnsi="Times New Roman" w:cs="Times New Roman"/>
+          <w:sz w:val="28"/>
+          <w:szCs w:val="28"/>
+          <w:lang w:val="en-US"/>
+        </w:rPr>
+        <w:instrText>my</w:instrText>
+      </w:r>
+      <w:r>
+        <w:rPr>
+          <w:rFonts w:ascii="Times New Roman" w:hAnsi="Times New Roman" w:cs="Times New Roman"/>
+          <w:sz w:val="28"/>
+          <w:szCs w:val="28"/>
+        </w:rPr>
+        <w:instrText>-</w:instrText>
+      </w:r>
+      <w:r>
+        <w:rPr>
+          <w:rFonts w:ascii="Times New Roman" w:hAnsi="Times New Roman" w:cs="Times New Roman"/>
+          <w:sz w:val="28"/>
+          <w:szCs w:val="28"/>
+          <w:lang w:val="en-US"/>
+        </w:rPr>
+        <w:instrText>project</w:instrText>
+      </w:r>
+      <w:r>
+        <w:rPr>
+          <w:rFonts w:ascii="Times New Roman" w:hAnsi="Times New Roman" w:cs="Times New Roman"/>
+          <w:sz w:val="28"/>
+          <w:szCs w:val="28"/>
+        </w:rPr>
+        <w:instrText xml:space="preserve">" </w:instrText>
+      </w:r>
+      <w:r>
+        <w:rPr>
+          <w:rFonts w:ascii="Times New Roman" w:hAnsi="Times New Roman" w:cs="Times New Roman"/>
+          <w:sz w:val="28"/>
+          <w:szCs w:val="28"/>
+          <w:lang w:val="en-US"/>
+        </w:rPr>
+      </w:r>
+      <w:r>
+        <w:rPr>
+          <w:rFonts w:ascii="Times New Roman" w:hAnsi="Times New Roman" w:cs="Times New Roman"/>
+          <w:sz w:val="28"/>
+          <w:szCs w:val="28"/>
+          <w:lang w:val="en-US"/>
+        </w:rPr>
+        <w:fldChar w:fldCharType="separate"/>
+      </w:r>
+      <w:r>
+        <w:rPr>
+          <w:rStyle w:val="a8"/>
+          <w:rFonts w:ascii="Times New Roman" w:hAnsi="Times New Roman" w:cs="Times New Roman"/>
+          <w:sz w:val="28"/>
+          <w:szCs w:val="28"/>
+          <w:lang w:val="en-US"/>
+        </w:rPr>
+        <w:t>https</w:t>
+      </w:r>
+      <w:r>
+        <w:rPr>
+          <w:rStyle w:val="a8"/>
+          <w:rFonts w:ascii="Times New Roman" w:hAnsi="Times New Roman" w:cs="Times New Roman"/>
+          <w:sz w:val="28"/>
+          <w:szCs w:val="28"/>
+        </w:rPr>
+        <w:t>://</w:t>
+      </w:r>
       <w:proofErr w:type="spellStart"/>
       <w:r>
         <w:rPr>
+          <w:rStyle w:val="a8"/>
           <w:rFonts w:ascii="Times New Roman" w:hAnsi="Times New Roman" w:cs="Times New Roman"/>
           <w:sz w:val="28"/>
           <w:szCs w:val="28"/>
-        </w:rPr>
-        <w:t>Git</w:t>
+          <w:lang w:val="en-US"/>
+        </w:rPr>
+        <w:t>github</w:t>
       </w:r>
       <w:proofErr w:type="spellEnd"/>
       <w:r>
         <w:rPr>
+          <w:rStyle w:val="a8"/>
           <w:rFonts w:ascii="Times New Roman" w:hAnsi="Times New Roman" w:cs="Times New Roman"/>
           <w:sz w:val="28"/>
           <w:szCs w:val="28"/>
         </w:rPr>
-        <w:t xml:space="preserve">-репозиторий: </w:t>
-      </w:r>
-      <w:hyperlink r:id="rId7" w:tgtFrame="_blank" w:history="1">
-        <w:r>
-          <w:rPr>
-            <w:rStyle w:val="a8"/>
-            <w:rFonts w:ascii="Times New Roman" w:hAnsi="Times New Roman" w:cs="Times New Roman"/>
-            <w:sz w:val="28"/>
-            <w:szCs w:val="28"/>
-          </w:rPr>
-          <w:t>https://github.com/Dekim/tgbot_practic</w:t>
-        </w:r>
-      </w:hyperlink>
+        <w:t>.</w:t>
+      </w:r>
+      <w:r>
+        <w:rPr>
+          <w:rStyle w:val="a8"/>
+          <w:rFonts w:ascii="Times New Roman" w:hAnsi="Times New Roman" w:cs="Times New Roman"/>
+          <w:sz w:val="28"/>
+          <w:szCs w:val="28"/>
+          <w:lang w:val="en-US"/>
+        </w:rPr>
+        <w:t>com</w:t>
+      </w:r>
+      <w:r>
+        <w:rPr>
+          <w:rStyle w:val="a8"/>
+          <w:rFonts w:ascii="Times New Roman" w:hAnsi="Times New Roman" w:cs="Times New Roman"/>
+          <w:sz w:val="28"/>
+          <w:szCs w:val="28"/>
+        </w:rPr>
+        <w:t>/</w:t>
+      </w:r>
+      <w:proofErr w:type="spellStart"/>
+      <w:r>
+        <w:rPr>
+          <w:rStyle w:val="a8"/>
+          <w:rFonts w:ascii="Times New Roman" w:hAnsi="Times New Roman" w:cs="Times New Roman"/>
+          <w:sz w:val="28"/>
+          <w:szCs w:val="28"/>
+          <w:lang w:val="en-US"/>
+        </w:rPr>
+        <w:t>Beatris</w:t>
+      </w:r>
+      <w:proofErr w:type="spellEnd"/>
+      <w:r>
+        <w:rPr>
+          <w:rStyle w:val="a8"/>
+          <w:rFonts w:ascii="Times New Roman" w:hAnsi="Times New Roman" w:cs="Times New Roman"/>
+          <w:sz w:val="28"/>
+          <w:szCs w:val="28"/>
+        </w:rPr>
+        <w:t>220/</w:t>
+      </w:r>
+      <w:r>
+        <w:rPr>
+          <w:rStyle w:val="a8"/>
+          <w:rFonts w:ascii="Times New Roman" w:hAnsi="Times New Roman" w:cs="Times New Roman"/>
+          <w:sz w:val="28"/>
+          <w:szCs w:val="28"/>
+          <w:lang w:val="en-US"/>
+        </w:rPr>
+        <w:t>my</w:t>
+      </w:r>
+      <w:r>
+        <w:rPr>
+          <w:rStyle w:val="a8"/>
+          <w:rFonts w:ascii="Times New Roman" w:hAnsi="Times New Roman" w:cs="Times New Roman"/>
+          <w:sz w:val="28"/>
+          <w:szCs w:val="28"/>
+        </w:rPr>
+        <w:t>-</w:t>
+      </w:r>
+      <w:r>
+        <w:rPr>
+          <w:rStyle w:val="a8"/>
+          <w:rFonts w:ascii="Times New Roman" w:hAnsi="Times New Roman" w:cs="Times New Roman"/>
+          <w:sz w:val="28"/>
+          <w:szCs w:val="28"/>
+          <w:lang w:val="en-US"/>
+        </w:rPr>
+        <w:t>project</w:t>
+      </w:r>
+      <w:r>
+        <w:rPr>
+          <w:rFonts w:ascii="Times New Roman" w:hAnsi="Times New Roman" w:cs="Times New Roman"/>
+          <w:sz w:val="28"/>
+          <w:szCs w:val="28"/>
+          <w:lang w:val="en-US"/>
+        </w:rPr>
+        <w:fldChar w:fldCharType="end"/>
+      </w:r>
     </w:p>
     <w:p>
       <w:pPr>
@@ -2544,6 +2825,52 @@
             <wp:extent cx="6300470" cy="3160395"/>
             <wp:effectExtent l="0" t="0" r="5080" b="1905"/>
             <wp:docPr id="5" name="Рисунок 5"/>
+            <wp:cNvGraphicFramePr>
+              <a:graphicFrameLocks xmlns:a="http://schemas.openxmlformats.org/drawingml/2006/main" noChangeAspect="1"/>
+            </wp:cNvGraphicFramePr>
+            <a:graphic xmlns:a="http://schemas.openxmlformats.org/drawingml/2006/main">
+              <a:graphicData uri="http://schemas.openxmlformats.org/drawingml/2006/picture">
+                <pic:pic xmlns:pic="http://schemas.openxmlformats.org/drawingml/2006/picture">
+                  <pic:nvPicPr>
+                    <pic:cNvPr id="1" name=""/>
+                    <pic:cNvPicPr/>
+                  </pic:nvPicPr>
+                  <pic:blipFill>
+                    <a:blip r:embed="rId7"/>
+                    <a:stretch>
+                      <a:fillRect/>
+                    </a:stretch>
+                  </pic:blipFill>
+                  <pic:spPr>
+                    <a:xfrm>
+                      <a:off x="0" y="0"/>
+                      <a:ext cx="6300470" cy="3160395"/>
+                    </a:xfrm>
+                    <a:prstGeom prst="rect">
+                      <a:avLst/>
+                    </a:prstGeom>
+                  </pic:spPr>
+                </pic:pic>
+              </a:graphicData>
+            </a:graphic>
+          </wp:inline>
+        </w:drawing>
+      </w:r>
+      <w:r>
+        <w:rPr>
+          <w:noProof/>
+        </w:rPr>
+        <w:t xml:space="preserve"> </w:t>
+      </w:r>
+      <w:r>
+        <w:rPr>
+          <w:noProof/>
+        </w:rPr>
+        <w:drawing>
+          <wp:inline distT="0" distB="0" distL="0" distR="0" wp14:anchorId="5358C776" wp14:editId="0464960E">
+            <wp:extent cx="6300470" cy="3164840"/>
+            <wp:effectExtent l="0" t="0" r="5080" b="0"/>
+            <wp:docPr id="6" name="Рисунок 6"/>
             <wp:cNvGraphicFramePr>
               <a:graphicFrameLocks xmlns:a="http://schemas.openxmlformats.org/drawingml/2006/main" noChangeAspect="1"/>
             </wp:cNvGraphicFramePr>
@@ -2563,7 +2890,7 @@
                   <pic:spPr>
                     <a:xfrm>
                       <a:off x="0" y="0"/>
-                      <a:ext cx="6300470" cy="3160395"/>
+                      <a:ext cx="6300470" cy="3164840"/>
                     </a:xfrm>
                     <a:prstGeom prst="rect">
                       <a:avLst/>
@@ -2585,11 +2912,12 @@
         <w:rPr>
           <w:noProof/>
         </w:rPr>
+        <w:lastRenderedPageBreak/>
         <w:drawing>
-          <wp:inline distT="0" distB="0" distL="0" distR="0" wp14:anchorId="5358C776" wp14:editId="0464960E">
-            <wp:extent cx="6300470" cy="3164840"/>
-            <wp:effectExtent l="0" t="0" r="5080" b="0"/>
-            <wp:docPr id="6" name="Рисунок 6"/>
+          <wp:inline distT="0" distB="0" distL="0" distR="0" wp14:anchorId="6A7FA0CA" wp14:editId="489C4EC9">
+            <wp:extent cx="6300470" cy="3160395"/>
+            <wp:effectExtent l="0" t="0" r="5080" b="1905"/>
+            <wp:docPr id="7" name="Рисунок 7"/>
             <wp:cNvGraphicFramePr>
               <a:graphicFrameLocks xmlns:a="http://schemas.openxmlformats.org/drawingml/2006/main" noChangeAspect="1"/>
             </wp:cNvGraphicFramePr>
@@ -2609,7 +2937,7 @@
                   <pic:spPr>
                     <a:xfrm>
                       <a:off x="0" y="0"/>
-                      <a:ext cx="6300470" cy="3164840"/>
+                      <a:ext cx="6300470" cy="3160395"/>
                     </a:xfrm>
                     <a:prstGeom prst="rect">
                       <a:avLst/>
@@ -2621,22 +2949,46 @@
           </wp:inline>
         </w:drawing>
       </w:r>
-      <w:r>
+    </w:p>
+    <w:p>
+      <w:pPr>
+        <w:pStyle w:val="ad"/>
+        <w:jc w:val="both"/>
         <w:rPr>
           <w:noProof/>
-        </w:rPr>
-        <w:t xml:space="preserve"> </w:t>
-      </w:r>
+          <w:sz w:val="28"/>
+          <w:szCs w:val="28"/>
+        </w:rPr>
+      </w:pPr>
       <w:r>
         <w:rPr>
           <w:noProof/>
-        </w:rPr>
-        <w:lastRenderedPageBreak/>
+          <w:sz w:val="28"/>
+          <w:szCs w:val="28"/>
+        </w:rPr>
+        <w:t>Страница «О проекте»</w:t>
+      </w:r>
+    </w:p>
+    <w:p>
+      <w:pPr>
+        <w:pStyle w:val="ad"/>
+        <w:jc w:val="both"/>
+        <w:rPr>
+          <w:b/>
+          <w:bCs/>
+          <w:sz w:val="32"/>
+          <w:szCs w:val="32"/>
+        </w:rPr>
+      </w:pPr>
+      <w:r>
+        <w:rPr>
+          <w:noProof/>
+        </w:rPr>
         <w:drawing>
-          <wp:inline distT="0" distB="0" distL="0" distR="0" wp14:anchorId="6A7FA0CA" wp14:editId="489C4EC9">
-            <wp:extent cx="6300470" cy="3160395"/>
-            <wp:effectExtent l="0" t="0" r="5080" b="1905"/>
-            <wp:docPr id="7" name="Рисунок 7"/>
+          <wp:inline distT="0" distB="0" distL="0" distR="0" wp14:anchorId="51210829" wp14:editId="7208127C">
+            <wp:extent cx="6300470" cy="3155315"/>
+            <wp:effectExtent l="0" t="0" r="5080" b="6985"/>
+            <wp:docPr id="8" name="Рисунок 8"/>
             <wp:cNvGraphicFramePr>
               <a:graphicFrameLocks xmlns:a="http://schemas.openxmlformats.org/drawingml/2006/main" noChangeAspect="1"/>
             </wp:cNvGraphicFramePr>
@@ -2656,7 +3008,7 @@
                   <pic:spPr>
                     <a:xfrm>
                       <a:off x="0" y="0"/>
-                      <a:ext cx="6300470" cy="3160395"/>
+                      <a:ext cx="6300470" cy="3155315"/>
                     </a:xfrm>
                     <a:prstGeom prst="rect">
                       <a:avLst/>
@@ -2674,18 +3026,16 @@
         <w:pStyle w:val="ad"/>
         <w:jc w:val="both"/>
         <w:rPr>
-          <w:noProof/>
-          <w:sz w:val="28"/>
-          <w:szCs w:val="28"/>
-        </w:rPr>
-      </w:pPr>
-      <w:r>
-        <w:rPr>
-          <w:noProof/>
-          <w:sz w:val="28"/>
-          <w:szCs w:val="28"/>
-        </w:rPr>
-        <w:t>Страница «О проекте»</w:t>
+          <w:sz w:val="28"/>
+          <w:szCs w:val="28"/>
+        </w:rPr>
+      </w:pPr>
+      <w:r>
+        <w:rPr>
+          <w:sz w:val="28"/>
+          <w:szCs w:val="28"/>
+        </w:rPr>
+        <w:t>Страница «Участники»</w:t>
       </w:r>
     </w:p>
     <w:p>
@@ -2693,21 +3043,19 @@
         <w:pStyle w:val="ad"/>
         <w:jc w:val="both"/>
         <w:rPr>
-          <w:b/>
-          <w:bCs/>
-          <w:sz w:val="32"/>
-          <w:szCs w:val="32"/>
-        </w:rPr>
-      </w:pPr>
-      <w:r>
-        <w:rPr>
           <w:noProof/>
         </w:rPr>
+      </w:pPr>
+      <w:r>
+        <w:rPr>
+          <w:noProof/>
+        </w:rPr>
+        <w:lastRenderedPageBreak/>
         <w:drawing>
-          <wp:inline distT="0" distB="0" distL="0" distR="0" wp14:anchorId="51210829" wp14:editId="7208127C">
-            <wp:extent cx="6300470" cy="3155315"/>
-            <wp:effectExtent l="0" t="0" r="5080" b="6985"/>
-            <wp:docPr id="8" name="Рисунок 8"/>
+          <wp:inline distT="0" distB="0" distL="0" distR="0" wp14:anchorId="7DF75CBF" wp14:editId="17D3252E">
+            <wp:extent cx="6300470" cy="3150235"/>
+            <wp:effectExtent l="0" t="0" r="5080" b="0"/>
+            <wp:docPr id="9" name="Рисунок 9"/>
             <wp:cNvGraphicFramePr>
               <a:graphicFrameLocks xmlns:a="http://schemas.openxmlformats.org/drawingml/2006/main" noChangeAspect="1"/>
             </wp:cNvGraphicFramePr>
@@ -2727,7 +3075,7 @@
                   <pic:spPr>
                     <a:xfrm>
                       <a:off x="0" y="0"/>
-                      <a:ext cx="6300470" cy="3155315"/>
+                      <a:ext cx="6300470" cy="3150235"/>
                     </a:xfrm>
                     <a:prstGeom prst="rect">
                       <a:avLst/>
@@ -2739,42 +3087,21 @@
           </wp:inline>
         </w:drawing>
       </w:r>
-    </w:p>
-    <w:p>
-      <w:pPr>
-        <w:pStyle w:val="ad"/>
-        <w:jc w:val="both"/>
-        <w:rPr>
-          <w:sz w:val="28"/>
-          <w:szCs w:val="28"/>
-        </w:rPr>
-      </w:pPr>
-      <w:r>
-        <w:rPr>
-          <w:sz w:val="28"/>
-          <w:szCs w:val="28"/>
-        </w:rPr>
-        <w:t>Страница «Участники»</w:t>
-      </w:r>
-    </w:p>
-    <w:p>
-      <w:pPr>
-        <w:pStyle w:val="ad"/>
-        <w:jc w:val="both"/>
+      <w:r>
         <w:rPr>
           <w:noProof/>
         </w:rPr>
-      </w:pPr>
+        <w:t xml:space="preserve"> </w:t>
+      </w:r>
       <w:r>
         <w:rPr>
           <w:noProof/>
         </w:rPr>
-        <w:lastRenderedPageBreak/>
         <w:drawing>
-          <wp:inline distT="0" distB="0" distL="0" distR="0" wp14:anchorId="7DF75CBF" wp14:editId="17D3252E">
-            <wp:extent cx="6300470" cy="3150235"/>
+          <wp:inline distT="0" distB="0" distL="0" distR="0" wp14:anchorId="06D72CDB" wp14:editId="3BA4B4C0">
+            <wp:extent cx="6300470" cy="3145155"/>
             <wp:effectExtent l="0" t="0" r="5080" b="0"/>
-            <wp:docPr id="9" name="Рисунок 9"/>
+            <wp:docPr id="11" name="Рисунок 11"/>
             <wp:cNvGraphicFramePr>
               <a:graphicFrameLocks xmlns:a="http://schemas.openxmlformats.org/drawingml/2006/main" noChangeAspect="1"/>
             </wp:cNvGraphicFramePr>
@@ -2794,7 +3121,7 @@
                   <pic:spPr>
                     <a:xfrm>
                       <a:off x="0" y="0"/>
-                      <a:ext cx="6300470" cy="3150235"/>
+                      <a:ext cx="6300470" cy="3145155"/>
                     </a:xfrm>
                     <a:prstGeom prst="rect">
                       <a:avLst/>
@@ -2806,21 +3133,54 @@
           </wp:inline>
         </w:drawing>
       </w:r>
-      <w:r>
+    </w:p>
+    <w:p>
+      <w:pPr>
+        <w:pStyle w:val="ad"/>
+        <w:jc w:val="both"/>
         <w:rPr>
           <w:noProof/>
         </w:rPr>
-        <w:t xml:space="preserve"> </w:t>
-      </w:r>
-      <w:r>
+      </w:pPr>
+    </w:p>
+    <w:p>
+      <w:pPr>
+        <w:pStyle w:val="ad"/>
+        <w:jc w:val="both"/>
         <w:rPr>
           <w:noProof/>
-        </w:rPr>
+          <w:sz w:val="28"/>
+          <w:szCs w:val="28"/>
+        </w:rPr>
+      </w:pPr>
+      <w:r>
+        <w:rPr>
+          <w:noProof/>
+          <w:sz w:val="28"/>
+          <w:szCs w:val="28"/>
+        </w:rPr>
+        <w:t>Страница «Журнал»</w:t>
+      </w:r>
+    </w:p>
+    <w:p>
+      <w:pPr>
+        <w:pStyle w:val="ad"/>
+        <w:jc w:val="both"/>
+        <w:rPr>
+          <w:sz w:val="28"/>
+          <w:szCs w:val="28"/>
+        </w:rPr>
+      </w:pPr>
+      <w:r>
+        <w:rPr>
+          <w:noProof/>
+        </w:rPr>
+        <w:lastRenderedPageBreak/>
         <w:drawing>
-          <wp:inline distT="0" distB="0" distL="0" distR="0" wp14:anchorId="06D72CDB" wp14:editId="3BA4B4C0">
-            <wp:extent cx="6300470" cy="3145155"/>
-            <wp:effectExtent l="0" t="0" r="5080" b="0"/>
-            <wp:docPr id="11" name="Рисунок 11"/>
+          <wp:inline distT="0" distB="0" distL="0" distR="0" wp14:anchorId="312BEEC0" wp14:editId="793B7318">
+            <wp:extent cx="6300470" cy="3160395"/>
+            <wp:effectExtent l="0" t="0" r="5080" b="1905"/>
+            <wp:docPr id="12" name="Рисунок 12"/>
             <wp:cNvGraphicFramePr>
               <a:graphicFrameLocks xmlns:a="http://schemas.openxmlformats.org/drawingml/2006/main" noChangeAspect="1"/>
             </wp:cNvGraphicFramePr>
@@ -2840,7 +3200,7 @@
                   <pic:spPr>
                     <a:xfrm>
                       <a:off x="0" y="0"/>
-                      <a:ext cx="6300470" cy="3145155"/>
+                      <a:ext cx="6300470" cy="3160395"/>
                     </a:xfrm>
                     <a:prstGeom prst="rect">
                       <a:avLst/>
@@ -2858,9 +3218,17 @@
         <w:pStyle w:val="ad"/>
         <w:jc w:val="both"/>
         <w:rPr>
-          <w:noProof/>
-        </w:rPr>
-      </w:pPr>
+          <w:sz w:val="28"/>
+          <w:szCs w:val="28"/>
+        </w:rPr>
+      </w:pPr>
+      <w:r>
+        <w:rPr>
+          <w:sz w:val="28"/>
+          <w:szCs w:val="28"/>
+        </w:rPr>
+        <w:t>Страница этапов работы над проектом</w:t>
+      </w:r>
     </w:p>
     <w:p>
       <w:pPr>
@@ -2875,31 +3243,13 @@
       <w:r>
         <w:rPr>
           <w:noProof/>
-          <w:sz w:val="28"/>
-          <w:szCs w:val="28"/>
-        </w:rPr>
-        <w:t>Страница «Журнал»</w:t>
-      </w:r>
-    </w:p>
-    <w:p>
-      <w:pPr>
-        <w:pStyle w:val="ad"/>
-        <w:jc w:val="both"/>
-        <w:rPr>
-          <w:sz w:val="28"/>
-          <w:szCs w:val="28"/>
-        </w:rPr>
-      </w:pPr>
-      <w:r>
-        <w:rPr>
-          <w:noProof/>
         </w:rPr>
         <w:lastRenderedPageBreak/>
         <w:drawing>
-          <wp:inline distT="0" distB="0" distL="0" distR="0" wp14:anchorId="312BEEC0" wp14:editId="793B7318">
-            <wp:extent cx="6300470" cy="3160395"/>
-            <wp:effectExtent l="0" t="0" r="5080" b="1905"/>
-            <wp:docPr id="12" name="Рисунок 12"/>
+          <wp:inline distT="0" distB="0" distL="0" distR="0" wp14:anchorId="2B995E09" wp14:editId="0EFB616F">
+            <wp:extent cx="6300470" cy="3175000"/>
+            <wp:effectExtent l="0" t="0" r="5080" b="6350"/>
+            <wp:docPr id="13" name="Рисунок 13"/>
             <wp:cNvGraphicFramePr>
               <a:graphicFrameLocks xmlns:a="http://schemas.openxmlformats.org/drawingml/2006/main" noChangeAspect="1"/>
             </wp:cNvGraphicFramePr>
@@ -2919,7 +3269,7 @@
                   <pic:spPr>
                     <a:xfrm>
                       <a:off x="0" y="0"/>
-                      <a:ext cx="6300470" cy="3160395"/>
+                      <a:ext cx="6300470" cy="3175000"/>
                     </a:xfrm>
                     <a:prstGeom prst="rect">
                       <a:avLst/>
@@ -2931,44 +3281,21 @@
           </wp:inline>
         </w:drawing>
       </w:r>
-    </w:p>
-    <w:p>
-      <w:pPr>
-        <w:pStyle w:val="ad"/>
-        <w:jc w:val="both"/>
-        <w:rPr>
-          <w:sz w:val="28"/>
-          <w:szCs w:val="28"/>
-        </w:rPr>
-      </w:pPr>
-      <w:r>
-        <w:rPr>
-          <w:sz w:val="28"/>
-          <w:szCs w:val="28"/>
-        </w:rPr>
-        <w:t>Страница этапов работы над проектом</w:t>
-      </w:r>
-    </w:p>
-    <w:p>
-      <w:pPr>
-        <w:pStyle w:val="ad"/>
-        <w:jc w:val="both"/>
+      <w:r>
         <w:rPr>
           <w:noProof/>
-          <w:sz w:val="28"/>
-          <w:szCs w:val="28"/>
-        </w:rPr>
-      </w:pPr>
+        </w:rPr>
+        <w:t xml:space="preserve"> </w:t>
+      </w:r>
       <w:r>
         <w:rPr>
           <w:noProof/>
         </w:rPr>
-        <w:lastRenderedPageBreak/>
         <w:drawing>
-          <wp:inline distT="0" distB="0" distL="0" distR="0" wp14:anchorId="2B995E09" wp14:editId="0EFB616F">
-            <wp:extent cx="6300470" cy="3175000"/>
-            <wp:effectExtent l="0" t="0" r="5080" b="6350"/>
-            <wp:docPr id="13" name="Рисунок 13"/>
+          <wp:inline distT="0" distB="0" distL="0" distR="0" wp14:anchorId="6C63C688" wp14:editId="76E328EA">
+            <wp:extent cx="6300470" cy="3125470"/>
+            <wp:effectExtent l="0" t="0" r="5080" b="0"/>
+            <wp:docPr id="14" name="Рисунок 14"/>
             <wp:cNvGraphicFramePr>
               <a:graphicFrameLocks xmlns:a="http://schemas.openxmlformats.org/drawingml/2006/main" noChangeAspect="1"/>
             </wp:cNvGraphicFramePr>
@@ -2988,7 +3315,7 @@
                   <pic:spPr>
                     <a:xfrm>
                       <a:off x="0" y="0"/>
-                      <a:ext cx="6300470" cy="3175000"/>
+                      <a:ext cx="6300470" cy="3125470"/>
                     </a:xfrm>
                     <a:prstGeom prst="rect">
                       <a:avLst/>
@@ -3010,11 +3337,12 @@
         <w:rPr>
           <w:noProof/>
         </w:rPr>
+        <w:lastRenderedPageBreak/>
         <w:drawing>
-          <wp:inline distT="0" distB="0" distL="0" distR="0" wp14:anchorId="6C63C688" wp14:editId="76E328EA">
-            <wp:extent cx="6300470" cy="3125470"/>
-            <wp:effectExtent l="0" t="0" r="5080" b="0"/>
-            <wp:docPr id="14" name="Рисунок 14"/>
+          <wp:inline distT="0" distB="0" distL="0" distR="0" wp14:anchorId="26593AD4" wp14:editId="4825519D">
+            <wp:extent cx="6300470" cy="3160395"/>
+            <wp:effectExtent l="0" t="0" r="5080" b="1905"/>
+            <wp:docPr id="15" name="Рисунок 15"/>
             <wp:cNvGraphicFramePr>
               <a:graphicFrameLocks xmlns:a="http://schemas.openxmlformats.org/drawingml/2006/main" noChangeAspect="1"/>
             </wp:cNvGraphicFramePr>
@@ -3034,7 +3362,7 @@
                   <pic:spPr>
                     <a:xfrm>
                       <a:off x="0" y="0"/>
-                      <a:ext cx="6300470" cy="3125470"/>
+                      <a:ext cx="6300470" cy="3160395"/>
                     </a:xfrm>
                     <a:prstGeom prst="rect">
                       <a:avLst/>
@@ -3056,12 +3384,11 @@
         <w:rPr>
           <w:noProof/>
         </w:rPr>
-        <w:lastRenderedPageBreak/>
         <w:drawing>
-          <wp:inline distT="0" distB="0" distL="0" distR="0" wp14:anchorId="26593AD4" wp14:editId="4825519D">
-            <wp:extent cx="6300470" cy="3160395"/>
-            <wp:effectExtent l="0" t="0" r="5080" b="1905"/>
-            <wp:docPr id="15" name="Рисунок 15"/>
+          <wp:inline distT="0" distB="0" distL="0" distR="0" wp14:anchorId="2A7A3A50" wp14:editId="3F94BC94">
+            <wp:extent cx="6300470" cy="2771140"/>
+            <wp:effectExtent l="0" t="0" r="5080" b="0"/>
+            <wp:docPr id="16" name="Рисунок 16"/>
             <wp:cNvGraphicFramePr>
               <a:graphicFrameLocks xmlns:a="http://schemas.openxmlformats.org/drawingml/2006/main" noChangeAspect="1"/>
             </wp:cNvGraphicFramePr>
@@ -3081,7 +3408,7 @@
                   <pic:spPr>
                     <a:xfrm>
                       <a:off x="0" y="0"/>
-                      <a:ext cx="6300470" cy="3160395"/>
+                      <a:ext cx="6300470" cy="2771140"/>
                     </a:xfrm>
                     <a:prstGeom prst="rect">
                       <a:avLst/>
@@ -3093,21 +3420,45 @@
           </wp:inline>
         </w:drawing>
       </w:r>
-      <w:r>
+    </w:p>
+    <w:p>
+      <w:pPr>
+        <w:pStyle w:val="ad"/>
+        <w:jc w:val="both"/>
         <w:rPr>
           <w:noProof/>
-        </w:rPr>
-        <w:t xml:space="preserve"> </w:t>
-      </w:r>
+          <w:sz w:val="28"/>
+          <w:szCs w:val="28"/>
+        </w:rPr>
+      </w:pPr>
       <w:r>
         <w:rPr>
           <w:noProof/>
-        </w:rPr>
+          <w:sz w:val="28"/>
+          <w:szCs w:val="28"/>
+        </w:rPr>
+        <w:t>Страница «Ресурсы»</w:t>
+      </w:r>
+    </w:p>
+    <w:p>
+      <w:pPr>
+        <w:pStyle w:val="ad"/>
+        <w:jc w:val="both"/>
+        <w:rPr>
+          <w:sz w:val="32"/>
+          <w:szCs w:val="32"/>
+        </w:rPr>
+      </w:pPr>
+      <w:r>
+        <w:rPr>
+          <w:noProof/>
+        </w:rPr>
+        <w:lastRenderedPageBreak/>
         <w:drawing>
-          <wp:inline distT="0" distB="0" distL="0" distR="0" wp14:anchorId="2A7A3A50" wp14:editId="3F94BC94">
-            <wp:extent cx="6300470" cy="2771140"/>
-            <wp:effectExtent l="0" t="0" r="5080" b="0"/>
-            <wp:docPr id="16" name="Рисунок 16"/>
+          <wp:inline distT="0" distB="0" distL="0" distR="0" wp14:anchorId="629B68CF" wp14:editId="302138B0">
+            <wp:extent cx="6300470" cy="3155315"/>
+            <wp:effectExtent l="0" t="0" r="5080" b="6985"/>
+            <wp:docPr id="17" name="Рисунок 17"/>
             <wp:cNvGraphicFramePr>
               <a:graphicFrameLocks xmlns:a="http://schemas.openxmlformats.org/drawingml/2006/main" noChangeAspect="1"/>
             </wp:cNvGraphicFramePr>
@@ -3127,7 +3478,7 @@
                   <pic:spPr>
                     <a:xfrm>
                       <a:off x="0" y="0"/>
-                      <a:ext cx="6300470" cy="2771140"/>
+                      <a:ext cx="6300470" cy="3155315"/>
                     </a:xfrm>
                     <a:prstGeom prst="rect">
                       <a:avLst/>
@@ -3139,45 +3490,21 @@
           </wp:inline>
         </w:drawing>
       </w:r>
-    </w:p>
-    <w:p>
-      <w:pPr>
-        <w:pStyle w:val="ad"/>
-        <w:jc w:val="both"/>
+      <w:r>
         <w:rPr>
           <w:noProof/>
-          <w:sz w:val="28"/>
-          <w:szCs w:val="28"/>
-        </w:rPr>
-      </w:pPr>
+        </w:rPr>
+        <w:t xml:space="preserve"> </w:t>
+      </w:r>
       <w:r>
         <w:rPr>
           <w:noProof/>
-          <w:sz w:val="28"/>
-          <w:szCs w:val="28"/>
-        </w:rPr>
-        <w:t>Страница «Ресурсы»</w:t>
-      </w:r>
-    </w:p>
-    <w:p>
-      <w:pPr>
-        <w:pStyle w:val="ad"/>
-        <w:jc w:val="both"/>
-        <w:rPr>
-          <w:sz w:val="32"/>
-          <w:szCs w:val="32"/>
-        </w:rPr>
-      </w:pPr>
-      <w:r>
-        <w:rPr>
-          <w:noProof/>
-        </w:rPr>
-        <w:lastRenderedPageBreak/>
+        </w:rPr>
         <w:drawing>
-          <wp:inline distT="0" distB="0" distL="0" distR="0" wp14:anchorId="629B68CF" wp14:editId="302138B0">
-            <wp:extent cx="6300470" cy="3155315"/>
-            <wp:effectExtent l="0" t="0" r="5080" b="6985"/>
-            <wp:docPr id="17" name="Рисунок 17"/>
+          <wp:inline distT="0" distB="0" distL="0" distR="0" wp14:anchorId="578B2D69" wp14:editId="5F302B36">
+            <wp:extent cx="6300470" cy="3164840"/>
+            <wp:effectExtent l="0" t="0" r="5080" b="0"/>
+            <wp:docPr id="18" name="Рисунок 18"/>
             <wp:cNvGraphicFramePr>
               <a:graphicFrameLocks xmlns:a="http://schemas.openxmlformats.org/drawingml/2006/main" noChangeAspect="1"/>
             </wp:cNvGraphicFramePr>
@@ -3197,7 +3524,7 @@
                   <pic:spPr>
                     <a:xfrm>
                       <a:off x="0" y="0"/>
-                      <a:ext cx="6300470" cy="3155315"/>
+                      <a:ext cx="6300470" cy="3164840"/>
                     </a:xfrm>
                     <a:prstGeom prst="rect">
                       <a:avLst/>
@@ -3209,21 +3536,48 @@
           </wp:inline>
         </w:drawing>
       </w:r>
+    </w:p>
+    <w:p>
+      <w:pPr>
+        <w:pStyle w:val="ad"/>
+        <w:jc w:val="both"/>
+        <w:rPr>
+          <w:b/>
+          <w:bCs/>
+          <w:sz w:val="28"/>
+          <w:szCs w:val="28"/>
+        </w:rPr>
+      </w:pPr>
+      <w:r>
+        <w:rPr>
+          <w:b/>
+          <w:bCs/>
+          <w:sz w:val="28"/>
+          <w:szCs w:val="28"/>
+        </w:rPr>
+        <w:t>Скриншоты работы бота</w:t>
+      </w:r>
+    </w:p>
+    <w:p>
+      <w:pPr>
+        <w:pStyle w:val="ad"/>
+        <w:rPr>
+          <w:sz w:val="28"/>
+          <w:szCs w:val="28"/>
+        </w:rPr>
+      </w:pPr>
       <w:r>
         <w:rPr>
           <w:noProof/>
-        </w:rPr>
-        <w:t xml:space="preserve"> </w:t>
-      </w:r>
-      <w:r>
-        <w:rPr>
-          <w:noProof/>
-        </w:rPr>
+          <w:sz w:val="28"/>
+          <w:szCs w:val="28"/>
+        </w:rPr>
+        <w:lastRenderedPageBreak/>
         <w:drawing>
-          <wp:inline distT="0" distB="0" distL="0" distR="0" wp14:anchorId="578B2D69" wp14:editId="5F302B36">
-            <wp:extent cx="6300470" cy="3164840"/>
-            <wp:effectExtent l="0" t="0" r="5080" b="0"/>
-            <wp:docPr id="18" name="Рисунок 18"/>
+          <wp:inline distT="0" distB="0" distL="0" distR="0" wp14:anchorId="1766E262" wp14:editId="3E0DF9B2">
+            <wp:extent cx="5268595" cy="4045699"/>
+            <wp:effectExtent l="0" t="0" r="8255" b="0"/>
+            <wp:docPr id="1" name="Рисунок 1"/>
             <wp:cNvGraphicFramePr>
               <a:graphicFrameLocks xmlns:a="http://schemas.openxmlformats.org/drawingml/2006/main" noChangeAspect="1"/>
             </wp:cNvGraphicFramePr>
@@ -3243,7 +3597,7 @@
                   <pic:spPr>
                     <a:xfrm>
                       <a:off x="0" y="0"/>
-                      <a:ext cx="6300470" cy="3164840"/>
+                      <a:ext cx="5276798" cy="4051998"/>
                     </a:xfrm>
                     <a:prstGeom prst="rect">
                       <a:avLst/>
@@ -3259,27 +3613,6 @@
     <w:p>
       <w:pPr>
         <w:pStyle w:val="ad"/>
-        <w:jc w:val="both"/>
-        <w:rPr>
-          <w:b/>
-          <w:bCs/>
-          <w:sz w:val="28"/>
-          <w:szCs w:val="28"/>
-        </w:rPr>
-      </w:pPr>
-      <w:r>
-        <w:rPr>
-          <w:b/>
-          <w:bCs/>
-          <w:sz w:val="28"/>
-          <w:szCs w:val="28"/>
-        </w:rPr>
-        <w:t>Скриншоты работы бота</w:t>
-      </w:r>
-    </w:p>
-    <w:p>
-      <w:pPr>
-        <w:pStyle w:val="ad"/>
         <w:rPr>
           <w:sz w:val="28"/>
           <w:szCs w:val="28"/>
@@ -3291,12 +3624,11 @@
           <w:sz w:val="28"/>
           <w:szCs w:val="28"/>
         </w:rPr>
-        <w:lastRenderedPageBreak/>
         <w:drawing>
-          <wp:inline distT="0" distB="0" distL="0" distR="0" wp14:anchorId="1766E262" wp14:editId="3E0DF9B2">
-            <wp:extent cx="5268595" cy="4045699"/>
-            <wp:effectExtent l="0" t="0" r="8255" b="0"/>
-            <wp:docPr id="1" name="Рисунок 1"/>
+          <wp:inline distT="0" distB="0" distL="0" distR="0" wp14:anchorId="6AAD053D" wp14:editId="1FC3F310">
+            <wp:extent cx="5268686" cy="4125951"/>
+            <wp:effectExtent l="0" t="0" r="8255" b="8255"/>
+            <wp:docPr id="2" name="Рисунок 2"/>
             <wp:cNvGraphicFramePr>
               <a:graphicFrameLocks xmlns:a="http://schemas.openxmlformats.org/drawingml/2006/main" noChangeAspect="1"/>
             </wp:cNvGraphicFramePr>
@@ -3316,7 +3648,7 @@
                   <pic:spPr>
                     <a:xfrm>
                       <a:off x="0" y="0"/>
-                      <a:ext cx="5276798" cy="4051998"/>
+                      <a:ext cx="5292496" cy="4144597"/>
                     </a:xfrm>
                     <a:prstGeom prst="rect">
                       <a:avLst/>
@@ -3343,11 +3675,12 @@
           <w:sz w:val="28"/>
           <w:szCs w:val="28"/>
         </w:rPr>
+        <w:lastRenderedPageBreak/>
         <w:drawing>
-          <wp:inline distT="0" distB="0" distL="0" distR="0" wp14:anchorId="6AAD053D" wp14:editId="1FC3F310">
-            <wp:extent cx="5268686" cy="4125951"/>
-            <wp:effectExtent l="0" t="0" r="8255" b="8255"/>
-            <wp:docPr id="2" name="Рисунок 2"/>
+          <wp:inline distT="0" distB="0" distL="0" distR="0" wp14:anchorId="2D48B13E" wp14:editId="4CF661B7">
+            <wp:extent cx="6300470" cy="5045075"/>
+            <wp:effectExtent l="0" t="0" r="5080" b="3175"/>
+            <wp:docPr id="3" name="Рисунок 3"/>
             <wp:cNvGraphicFramePr>
               <a:graphicFrameLocks xmlns:a="http://schemas.openxmlformats.org/drawingml/2006/main" noChangeAspect="1"/>
             </wp:cNvGraphicFramePr>
@@ -3367,58 +3700,6 @@
                   <pic:spPr>
                     <a:xfrm>
                       <a:off x="0" y="0"/>
-                      <a:ext cx="5292496" cy="4144597"/>
-                    </a:xfrm>
-                    <a:prstGeom prst="rect">
-                      <a:avLst/>
-                    </a:prstGeom>
-                  </pic:spPr>
-                </pic:pic>
-              </a:graphicData>
-            </a:graphic>
-          </wp:inline>
-        </w:drawing>
-      </w:r>
-    </w:p>
-    <w:p>
-      <w:pPr>
-        <w:pStyle w:val="ad"/>
-        <w:rPr>
-          <w:sz w:val="28"/>
-          <w:szCs w:val="28"/>
-        </w:rPr>
-      </w:pPr>
-      <w:r>
-        <w:rPr>
-          <w:noProof/>
-          <w:sz w:val="28"/>
-          <w:szCs w:val="28"/>
-        </w:rPr>
-        <w:lastRenderedPageBreak/>
-        <w:drawing>
-          <wp:inline distT="0" distB="0" distL="0" distR="0" wp14:anchorId="2D48B13E" wp14:editId="4CF661B7">
-            <wp:extent cx="6300470" cy="5045075"/>
-            <wp:effectExtent l="0" t="0" r="5080" b="3175"/>
-            <wp:docPr id="3" name="Рисунок 3"/>
-            <wp:cNvGraphicFramePr>
-              <a:graphicFrameLocks xmlns:a="http://schemas.openxmlformats.org/drawingml/2006/main" noChangeAspect="1"/>
-            </wp:cNvGraphicFramePr>
-            <a:graphic xmlns:a="http://schemas.openxmlformats.org/drawingml/2006/main">
-              <a:graphicData uri="http://schemas.openxmlformats.org/drawingml/2006/picture">
-                <pic:pic xmlns:pic="http://schemas.openxmlformats.org/drawingml/2006/picture">
-                  <pic:nvPicPr>
-                    <pic:cNvPr id="1" name=""/>
-                    <pic:cNvPicPr/>
-                  </pic:nvPicPr>
-                  <pic:blipFill>
-                    <a:blip r:embed="rId23"/>
-                    <a:stretch>
-                      <a:fillRect/>
-                    </a:stretch>
-                  </pic:blipFill>
-                  <pic:spPr>
-                    <a:xfrm>
-                      <a:off x="0" y="0"/>
                       <a:ext cx="6300470" cy="5045075"/>
                     </a:xfrm>
                     <a:prstGeom prst="rect">
@@ -3462,7 +3743,7 @@
                     <pic:cNvPicPr/>
                   </pic:nvPicPr>
                   <pic:blipFill>
-                    <a:blip r:embed="rId24"/>
+                    <a:blip r:embed="rId23"/>
                     <a:stretch>
                       <a:fillRect/>
                     </a:stretch>
@@ -11596,23 +11877,7 @@
           <w:color w:val="6AAB73"/>
           <w:lang w:val="en-US"/>
         </w:rPr>
-        <w:t>"</w:t>
-      </w:r>
-      <w:proofErr w:type="gramStart"/>
-      <w:r>
-        <w:rPr>
-          <w:color w:val="6AAB73"/>
-          <w:lang w:val="en-US"/>
-        </w:rPr>
-        <w:t>8362304768:AAGs</w:t>
-      </w:r>
-      <w:proofErr w:type="gramEnd"/>
-      <w:r>
-        <w:rPr>
-          <w:color w:val="6AAB73"/>
-          <w:lang w:val="en-US"/>
-        </w:rPr>
-        <w:t>6lTbPhMQLrrjPvFeh4ZQnh8soRQ_4l8"</w:t>
+        <w:t>"8362304768:AAGs6lTbPhMQLrrjPvFeh4ZQnh8soRQ_4l8"</w:t>
       </w:r>
       <w:r>
         <w:rPr>
@@ -11815,15 +12080,7 @@
           <w:color w:val="BCBEC4"/>
           <w:lang w:val="en-US"/>
         </w:rPr>
-        <w:t>run_</w:t>
-      </w:r>
-      <w:proofErr w:type="gramStart"/>
-      <w:r>
-        <w:rPr>
-          <w:color w:val="BCBEC4"/>
-          <w:lang w:val="en-US"/>
-        </w:rPr>
-        <w:t>bot</w:t>
+        <w:t>run_bot</w:t>
       </w:r>
       <w:proofErr w:type="spellEnd"/>
       <w:r>
@@ -11831,15 +12088,7 @@
           <w:color w:val="BCBEC4"/>
           <w:lang w:val="en-US"/>
         </w:rPr>
-        <w:t>(</w:t>
-      </w:r>
-      <w:proofErr w:type="gramEnd"/>
-      <w:r>
-        <w:rPr>
-          <w:color w:val="BCBEC4"/>
-          <w:lang w:val="en-US"/>
-        </w:rPr>
-        <w:t>)</w:t>
+        <w:t>()</w:t>
       </w:r>
     </w:p>
     <w:p>
@@ -12722,15 +12971,7 @@
           <w:lang w:val="en-US"/>
         </w:rPr>
         <w:br/>
-        <w:t xml:space="preserve">      </w:t>
-      </w:r>
-      <w:proofErr w:type="gramStart"/>
-      <w:r>
-        <w:rPr>
-          <w:color w:val="6AAB73"/>
-          <w:lang w:val="en-US"/>
-        </w:rPr>
-        <w:t xml:space="preserve">  </w:t>
+        <w:t xml:space="preserve">        </w:t>
       </w:r>
       <w:r>
         <w:rPr>
@@ -12739,7 +12980,6 @@
         </w:rPr>
         <w:t>]</w:t>
       </w:r>
-      <w:proofErr w:type="gramEnd"/>
       <w:r>
         <w:rPr>
           <w:color w:val="BCBEC4"/>
@@ -13270,14 +13510,7 @@
           <w:color w:val="6AAB73"/>
         </w:rPr>
         <w:br/>
-        <w:t xml:space="preserve">      </w:t>
-      </w:r>
-      <w:proofErr w:type="gramStart"/>
-      <w:r>
-        <w:rPr>
-          <w:color w:val="6AAB73"/>
-        </w:rPr>
-        <w:t xml:space="preserve">  </w:t>
+        <w:t xml:space="preserve">        </w:t>
       </w:r>
       <w:r>
         <w:rPr>
@@ -13285,7 +13518,6 @@
         </w:rPr>
         <w:t>]</w:t>
       </w:r>
-      <w:proofErr w:type="gramEnd"/>
       <w:r>
         <w:rPr>
           <w:color w:val="BCBEC4"/>
@@ -13745,14 +13977,7 @@
           <w:color w:val="6AAB73"/>
         </w:rPr>
         <w:br/>
-        <w:t xml:space="preserve">      </w:t>
-      </w:r>
-      <w:proofErr w:type="gramStart"/>
-      <w:r>
-        <w:rPr>
-          <w:color w:val="6AAB73"/>
-        </w:rPr>
-        <w:t xml:space="preserve">  </w:t>
+        <w:t xml:space="preserve">        </w:t>
       </w:r>
       <w:r>
         <w:rPr>
@@ -13760,7 +13985,6 @@
         </w:rPr>
         <w:t>]</w:t>
       </w:r>
-      <w:proofErr w:type="gramEnd"/>
       <w:r>
         <w:rPr>
           <w:color w:val="BCBEC4"/>
@@ -20183,7 +20407,7 @@
         </w:rPr>
         <w:t xml:space="preserve"> — </w:t>
       </w:r>
-      <w:hyperlink r:id="rId25" w:tgtFrame="_blank" w:history="1">
+      <w:hyperlink r:id="rId24" w:history="1">
         <w:r>
           <w:rPr>
             <w:rStyle w:val="a8"/>
@@ -20217,7 +20441,7 @@
         </w:rPr>
         <w:t xml:space="preserve">Документация Hugo — </w:t>
       </w:r>
-      <w:hyperlink r:id="rId26" w:tgtFrame="_blank" w:history="1">
+      <w:hyperlink r:id="rId25" w:tgtFrame="_blank" w:history="1">
         <w:r>
           <w:rPr>
             <w:rStyle w:val="a8"/>
@@ -20285,7 +20509,7 @@
         </w:rPr>
         <w:t xml:space="preserve">— </w:t>
       </w:r>
-      <w:hyperlink r:id="rId27" w:history="1">
+      <w:hyperlink r:id="rId26" w:history="1">
         <w:r>
           <w:rPr>
             <w:rStyle w:val="a8"/>
@@ -20345,7 +20569,7 @@
         </w:rPr>
         <w:t xml:space="preserve">Ссылка на репозиторий: </w:t>
       </w:r>
-      <w:hyperlink r:id="rId28" w:history="1">
+      <w:hyperlink r:id="rId27" w:history="1">
         <w:r>
           <w:rPr>
             <w:rStyle w:val="a8"/>
@@ -20374,7 +20598,7 @@
         </w:rPr>
         <w:t xml:space="preserve">Ссылка на сайт: </w:t>
       </w:r>
-      <w:hyperlink r:id="rId29" w:history="1">
+      <w:hyperlink r:id="rId28" w:history="1">
         <w:r>
           <w:rPr>
             <w:rStyle w:val="a8"/>
@@ -20436,7 +20660,7 @@
       </w:r>
     </w:p>
     <w:sectPr>
-      <w:footerReference w:type="default" r:id="rId30"/>
+      <w:footerReference w:type="default" r:id="rId29"/>
       <w:pgSz w:w="11906" w:h="16838"/>
       <w:pgMar w:top="1134" w:right="850" w:bottom="1134" w:left="1134" w:header="708" w:footer="708" w:gutter="0"/>
       <w:pgNumType w:start="1"/>
